--- a/flow/20230905_templates/12-Літургія-ГР.docx
+++ b/flow/20230905_templates/12-Літургія-ГР.docx
@@ -332,6 +332,61 @@
       </w:r>
     </w:p>
     <w:p>
+      <w:pPr>
+        <w:pStyle w:val="a"/>
+      </w:pPr>
+      <w:r>
+        <w:rPr>
+          <w:rFonts w:ascii="Times New Roman" w:hAnsi="Times New Roman"/>
+          <w:color w:val="333333"/>
+          <w:sz w:val="24"/>
+        </w:rPr>
+        <w:t>Слава Отцю, і Сину, Святому Духові, і нині, і повсякчас, і на віки віків. Амінь.</w:t>
+      </w:r>
+    </w:p>
+    <w:p>
+      <w:pPr>
+        <w:pStyle w:val="a"/>
+      </w:pPr>
+      <w:r>
+        <w:rPr>
+          <w:rFonts w:ascii="Times New Roman" w:hAnsi="Times New Roman"/>
+          <w:color w:val="333333"/>
+          <w:sz w:val="24"/>
+        </w:rPr>
+        <w:t>Єдинородний Сину і Слове Божий, безсмертний Ти і зволив Ти спасення нашого ради воплотитися від святої Богородиці і приснодіви Марії, незмінно ставши чоловіком. І розп’ятий був Ти, Христе Боже, смертю смерть подолав. Ти один з Святої Тройці, рівнославимий з Отцем і Святим Духом, спаси нас.</w:t>
+      </w:r>
+    </w:p>
+    <w:p>
+      <w:pPr>
+        <w:pStyle w:val="a"/>
+      </w:pPr>
+      <w:r>
+        <w:rPr>
+          <w:rFonts w:ascii="Times New Roman" w:hAnsi="Times New Roman"/>
+          <w:sz w:val="24"/>
+          <w:highlight w:val="darkGray"/>
+        </w:rPr>
+        <w:t>&lt;</w:t>
+      </w:r>
+      <w:r>
+        <w:rPr>
+          <w:rFonts w:ascii="Times New Roman" w:hAnsi="Times New Roman"/>
+          <w:sz w:val="24"/>
+          <w:highlight w:val="darkGray"/>
+        </w:rPr>
+        <w:t>hr /</w:t>
+      </w:r>
+      <w:r>
+        <w:rPr>
+          <w:rFonts w:ascii="Times New Roman" w:hAnsi="Times New Roman"/>
+          <w:sz w:val="24"/>
+          <w:highlight w:val="darkGray"/>
+        </w:rPr>
+        <w:t>&gt;</w:t>
+      </w:r>
+    </w:p>
+    <w:p>
       <w:r>
         <w:rPr>
           <w:rFonts w:ascii="Consolas" w:hAnsi="Consolas"/>
@@ -1220,6 +1275,61 @@
       </w:r>
     </w:p>
     <w:p>
+      <w:pPr>
+        <w:pStyle w:val="a"/>
+      </w:pPr>
+      <w:r>
+        <w:rPr>
+          <w:rFonts w:ascii="Times New Roman" w:hAnsi="Times New Roman"/>
+          <w:color w:val="333333"/>
+          <w:sz w:val="24"/>
+        </w:rPr>
+        <w:t>Слава Отцю, і Сину, Святому Духові, і нині, і повсякчас, і на віки віків. Амінь.</w:t>
+      </w:r>
+    </w:p>
+    <w:p>
+      <w:pPr>
+        <w:pStyle w:val="a"/>
+      </w:pPr>
+      <w:r>
+        <w:rPr>
+          <w:rFonts w:ascii="Times New Roman" w:hAnsi="Times New Roman"/>
+          <w:color w:val="333333"/>
+          <w:sz w:val="24"/>
+        </w:rPr>
+        <w:t>Єдинородний Сину і Слове Божий, безсмертний Ти і зволив Ти спасення нашого ради воплотитися від святої Богородиці і приснодіви Марії, незмінно ставши чоловіком. І розп’ятий був Ти, Христе Боже, смертю смерть подолав. Ти один з Святої Тройці, рівнославимий з Отцем і Святим Духом, спаси нас.</w:t>
+      </w:r>
+    </w:p>
+    <w:p>
+      <w:pPr>
+        <w:pStyle w:val="a"/>
+      </w:pPr>
+      <w:r>
+        <w:rPr>
+          <w:rFonts w:ascii="Times New Roman" w:hAnsi="Times New Roman"/>
+          <w:sz w:val="24"/>
+          <w:highlight w:val="darkGray"/>
+        </w:rPr>
+        <w:t>&lt;</w:t>
+      </w:r>
+      <w:r>
+        <w:rPr>
+          <w:rFonts w:ascii="Times New Roman" w:hAnsi="Times New Roman"/>
+          <w:sz w:val="24"/>
+          <w:highlight w:val="darkGray"/>
+        </w:rPr>
+        <w:t>hr /</w:t>
+      </w:r>
+      <w:r>
+        <w:rPr>
+          <w:rFonts w:ascii="Times New Roman" w:hAnsi="Times New Roman"/>
+          <w:sz w:val="24"/>
+          <w:highlight w:val="darkGray"/>
+        </w:rPr>
+        <w:t>&gt;</w:t>
+      </w:r>
+    </w:p>
+    <w:p>
       <w:r>
         <w:rPr>
           <w:rFonts w:ascii="Consolas" w:hAnsi="Consolas"/>
@@ -2254,6 +2364,61 @@
       </w:r>
     </w:p>
     <w:p>
+      <w:pPr>
+        <w:pStyle w:val="a"/>
+      </w:pPr>
+      <w:r>
+        <w:rPr>
+          <w:rFonts w:ascii="Times New Roman" w:hAnsi="Times New Roman"/>
+          <w:color w:val="333333"/>
+          <w:sz w:val="24"/>
+        </w:rPr>
+        <w:t>Слава Отцю, і Сину, Святому Духові, і нині, і повсякчас, і на віки віків. Амінь.</w:t>
+      </w:r>
+    </w:p>
+    <w:p>
+      <w:pPr>
+        <w:pStyle w:val="a"/>
+      </w:pPr>
+      <w:r>
+        <w:rPr>
+          <w:rFonts w:ascii="Times New Roman" w:hAnsi="Times New Roman"/>
+          <w:color w:val="333333"/>
+          <w:sz w:val="24"/>
+        </w:rPr>
+        <w:t>Єдинородний Сину і Слове Божий, безсмертний Ти і зволив Ти спасення нашого ради воплотитися від святої Богородиці і приснодіви Марії, незмінно ставши чоловіком. І розп’ятий був Ти, Христе Боже, смертю смерть подолав. Ти один з Святої Тройці, рівнославимий з Отцем і Святим Духом, спаси нас.</w:t>
+      </w:r>
+    </w:p>
+    <w:p>
+      <w:pPr>
+        <w:pStyle w:val="a"/>
+      </w:pPr>
+      <w:r>
+        <w:rPr>
+          <w:rFonts w:ascii="Times New Roman" w:hAnsi="Times New Roman"/>
+          <w:sz w:val="24"/>
+          <w:highlight w:val="darkGray"/>
+        </w:rPr>
+        <w:t>&lt;</w:t>
+      </w:r>
+      <w:r>
+        <w:rPr>
+          <w:rFonts w:ascii="Times New Roman" w:hAnsi="Times New Roman"/>
+          <w:sz w:val="24"/>
+          <w:highlight w:val="darkGray"/>
+        </w:rPr>
+        <w:t>hr /</w:t>
+      </w:r>
+      <w:r>
+        <w:rPr>
+          <w:rFonts w:ascii="Times New Roman" w:hAnsi="Times New Roman"/>
+          <w:sz w:val="24"/>
+          <w:highlight w:val="darkGray"/>
+        </w:rPr>
+        <w:t>&gt;</w:t>
+      </w:r>
+    </w:p>
+    <w:p>
       <w:r>
         <w:rPr>
           <w:rFonts w:ascii="Consolas" w:hAnsi="Consolas"/>
@@ -3177,6 +3342,61 @@
       </w:r>
     </w:p>
     <w:p>
+      <w:pPr>
+        <w:pStyle w:val="a"/>
+      </w:pPr>
+      <w:r>
+        <w:rPr>
+          <w:rFonts w:ascii="Times New Roman" w:hAnsi="Times New Roman"/>
+          <w:color w:val="333333"/>
+          <w:sz w:val="24"/>
+        </w:rPr>
+        <w:t>Слава Отцю, і Сину, Святому Духові, і нині, і повсякчас, і на віки віків. Амінь.</w:t>
+      </w:r>
+    </w:p>
+    <w:p>
+      <w:pPr>
+        <w:pStyle w:val="a"/>
+      </w:pPr>
+      <w:r>
+        <w:rPr>
+          <w:rFonts w:ascii="Times New Roman" w:hAnsi="Times New Roman"/>
+          <w:color w:val="333333"/>
+          <w:sz w:val="24"/>
+        </w:rPr>
+        <w:t>Єдинородний Сину і Слове Божий, безсмертний Ти і зволив Ти спасення нашого ради воплотитися від святої Богородиці і приснодіви Марії, незмінно ставши чоловіком. І розп’ятий був Ти, Христе Боже, смертю смерть подолав. Ти один з Святої Тройці, рівнославимий з Отцем і Святим Духом, спаси нас.</w:t>
+      </w:r>
+    </w:p>
+    <w:p>
+      <w:pPr>
+        <w:pStyle w:val="a"/>
+      </w:pPr>
+      <w:r>
+        <w:rPr>
+          <w:rFonts w:ascii="Times New Roman" w:hAnsi="Times New Roman"/>
+          <w:sz w:val="24"/>
+          <w:highlight w:val="darkGray"/>
+        </w:rPr>
+        <w:t>&lt;</w:t>
+      </w:r>
+      <w:r>
+        <w:rPr>
+          <w:rFonts w:ascii="Times New Roman" w:hAnsi="Times New Roman"/>
+          <w:sz w:val="24"/>
+          <w:highlight w:val="darkGray"/>
+        </w:rPr>
+        <w:t>hr /</w:t>
+      </w:r>
+      <w:r>
+        <w:rPr>
+          <w:rFonts w:ascii="Times New Roman" w:hAnsi="Times New Roman"/>
+          <w:sz w:val="24"/>
+          <w:highlight w:val="darkGray"/>
+        </w:rPr>
+        <w:t>&gt;</w:t>
+      </w:r>
+    </w:p>
+    <w:p>
       <w:r>
         <w:rPr>
           <w:rFonts w:ascii="Consolas" w:hAnsi="Consolas"/>
@@ -4103,6 +4323,61 @@
       </w:r>
     </w:p>
     <w:p>
+      <w:pPr>
+        <w:pStyle w:val="a"/>
+      </w:pPr>
+      <w:r>
+        <w:rPr>
+          <w:rFonts w:ascii="Times New Roman" w:hAnsi="Times New Roman"/>
+          <w:color w:val="333333"/>
+          <w:sz w:val="24"/>
+        </w:rPr>
+        <w:t>Слава Отцю, і Сину, Святому Духові, і нині, і повсякчас, і на віки віків. Амінь.</w:t>
+      </w:r>
+    </w:p>
+    <w:p>
+      <w:pPr>
+        <w:pStyle w:val="a"/>
+      </w:pPr>
+      <w:r>
+        <w:rPr>
+          <w:rFonts w:ascii="Times New Roman" w:hAnsi="Times New Roman"/>
+          <w:color w:val="333333"/>
+          <w:sz w:val="24"/>
+        </w:rPr>
+        <w:t>Єдинородний Сину і Слове Божий, безсмертний Ти і зволив Ти спасення нашого ради воплотитися від святої Богородиці і приснодіви Марії, незмінно ставши чоловіком. І розп’ятий був Ти, Христе Боже, смертю смерть подолав. Ти один з Святої Тройці, рівнославимий з Отцем і Святим Духом, спаси нас.</w:t>
+      </w:r>
+    </w:p>
+    <w:p>
+      <w:pPr>
+        <w:pStyle w:val="a"/>
+      </w:pPr>
+      <w:r>
+        <w:rPr>
+          <w:rFonts w:ascii="Times New Roman" w:hAnsi="Times New Roman"/>
+          <w:sz w:val="24"/>
+          <w:highlight w:val="darkGray"/>
+        </w:rPr>
+        <w:t>&lt;</w:t>
+      </w:r>
+      <w:r>
+        <w:rPr>
+          <w:rFonts w:ascii="Times New Roman" w:hAnsi="Times New Roman"/>
+          <w:sz w:val="24"/>
+          <w:highlight w:val="darkGray"/>
+        </w:rPr>
+        <w:t>hr /</w:t>
+      </w:r>
+      <w:r>
+        <w:rPr>
+          <w:rFonts w:ascii="Times New Roman" w:hAnsi="Times New Roman"/>
+          <w:sz w:val="24"/>
+          <w:highlight w:val="darkGray"/>
+        </w:rPr>
+        <w:t>&gt;</w:t>
+      </w:r>
+    </w:p>
+    <w:p>
       <w:r>
         <w:rPr>
           <w:rFonts w:ascii="Times New Roman" w:hAnsi="Times New Roman"/>
@@ -5215,6 +5490,61 @@
       </w:r>
     </w:p>
     <w:p>
+      <w:pPr>
+        <w:pStyle w:val="a"/>
+      </w:pPr>
+      <w:r>
+        <w:rPr>
+          <w:rFonts w:ascii="Times New Roman" w:hAnsi="Times New Roman"/>
+          <w:color w:val="333333"/>
+          <w:sz w:val="24"/>
+        </w:rPr>
+        <w:t>Слава Отцю, і Сину, Святому Духові, і нині, і повсякчас, і на віки віків. Амінь.</w:t>
+      </w:r>
+    </w:p>
+    <w:p>
+      <w:pPr>
+        <w:pStyle w:val="a"/>
+      </w:pPr>
+      <w:r>
+        <w:rPr>
+          <w:rFonts w:ascii="Times New Roman" w:hAnsi="Times New Roman"/>
+          <w:color w:val="333333"/>
+          <w:sz w:val="24"/>
+        </w:rPr>
+        <w:t>Єдинородний Сину і Слове Божий, безсмертний Ти і зволив Ти спасення нашого ради воплотитися від святої Богородиці і приснодіви Марії, незмінно ставши чоловіком. І розп’ятий був Ти, Христе Боже, смертю смерть подолав. Ти один з Святої Тройці, рівнославимий з Отцем і Святим Духом, спаси нас.</w:t>
+      </w:r>
+    </w:p>
+    <w:p>
+      <w:pPr>
+        <w:pStyle w:val="a"/>
+      </w:pPr>
+      <w:r>
+        <w:rPr>
+          <w:rFonts w:ascii="Times New Roman" w:hAnsi="Times New Roman"/>
+          <w:sz w:val="24"/>
+          <w:highlight w:val="darkGray"/>
+        </w:rPr>
+        <w:t>&lt;</w:t>
+      </w:r>
+      <w:r>
+        <w:rPr>
+          <w:rFonts w:ascii="Times New Roman" w:hAnsi="Times New Roman"/>
+          <w:sz w:val="24"/>
+          <w:highlight w:val="darkGray"/>
+        </w:rPr>
+        <w:t>hr /</w:t>
+      </w:r>
+      <w:r>
+        <w:rPr>
+          <w:rFonts w:ascii="Times New Roman" w:hAnsi="Times New Roman"/>
+          <w:sz w:val="24"/>
+          <w:highlight w:val="darkGray"/>
+        </w:rPr>
+        <w:t>&gt;</w:t>
+      </w:r>
+    </w:p>
+    <w:p>
       <w:r>
         <w:rPr>
           <w:rFonts w:ascii="Times New Roman" w:hAnsi="Times New Roman"/>
@@ -6135,6 +6465,61 @@
       </w:r>
     </w:p>
     <w:p>
+      <w:pPr>
+        <w:pStyle w:val="a"/>
+      </w:pPr>
+      <w:r>
+        <w:rPr>
+          <w:rFonts w:ascii="Times New Roman" w:hAnsi="Times New Roman"/>
+          <w:color w:val="333333"/>
+          <w:sz w:val="24"/>
+        </w:rPr>
+        <w:t>Слава Отцю, і Сину, Святому Духові, і нині, і повсякчас, і на віки віків. Амінь.</w:t>
+      </w:r>
+    </w:p>
+    <w:p>
+      <w:pPr>
+        <w:pStyle w:val="a"/>
+      </w:pPr>
+      <w:r>
+        <w:rPr>
+          <w:rFonts w:ascii="Times New Roman" w:hAnsi="Times New Roman"/>
+          <w:color w:val="333333"/>
+          <w:sz w:val="24"/>
+        </w:rPr>
+        <w:t>Єдинородний Сину і Слове Божий, безсмертний Ти і зволив Ти спасення нашого ради воплотитися від святої Богородиці і приснодіви Марії, незмінно ставши чоловіком. І розп’ятий був Ти, Христе Боже, смертю смерть подолав. Ти один з Святої Тройці, рівнославимий з Отцем і Святим Духом, спаси нас.</w:t>
+      </w:r>
+    </w:p>
+    <w:p>
+      <w:pPr>
+        <w:pStyle w:val="a"/>
+      </w:pPr>
+      <w:r>
+        <w:rPr>
+          <w:rFonts w:ascii="Times New Roman" w:hAnsi="Times New Roman"/>
+          <w:sz w:val="24"/>
+          <w:highlight w:val="darkGray"/>
+        </w:rPr>
+        <w:t>&lt;</w:t>
+      </w:r>
+      <w:r>
+        <w:rPr>
+          <w:rFonts w:ascii="Times New Roman" w:hAnsi="Times New Roman"/>
+          <w:sz w:val="24"/>
+          <w:highlight w:val="darkGray"/>
+        </w:rPr>
+        <w:t>hr /</w:t>
+      </w:r>
+      <w:r>
+        <w:rPr>
+          <w:rFonts w:ascii="Times New Roman" w:hAnsi="Times New Roman"/>
+          <w:sz w:val="24"/>
+          <w:highlight w:val="darkGray"/>
+        </w:rPr>
+        <w:t>&gt;</w:t>
+      </w:r>
+    </w:p>
+    <w:p>
       <w:r>
         <w:rPr>
           <w:rFonts w:ascii="Consolas" w:hAnsi="Consolas"/>
@@ -7122,6 +7507,61 @@
       </w:r>
     </w:p>
     <w:p>
+      <w:pPr>
+        <w:pStyle w:val="a"/>
+      </w:pPr>
+      <w:r>
+        <w:rPr>
+          <w:rFonts w:ascii="Times New Roman" w:hAnsi="Times New Roman"/>
+          <w:color w:val="333333"/>
+          <w:sz w:val="24"/>
+        </w:rPr>
+        <w:t>Слава Отцю, і Сину, Святому Духові, і нині, і повсякчас, і на віки віків. Амінь.</w:t>
+      </w:r>
+    </w:p>
+    <w:p>
+      <w:pPr>
+        <w:pStyle w:val="a"/>
+      </w:pPr>
+      <w:r>
+        <w:rPr>
+          <w:rFonts w:ascii="Times New Roman" w:hAnsi="Times New Roman"/>
+          <w:color w:val="333333"/>
+          <w:sz w:val="24"/>
+        </w:rPr>
+        <w:t>Єдинородний Сину і Слове Божий, безсмертний Ти і зволив Ти спасення нашого ради воплотитися від святої Богородиці і приснодіви Марії, незмінно ставши чоловіком. І розп’ятий був Ти, Христе Боже, смертю смерть подолав. Ти один з Святої Тройці, рівнославимий з Отцем і Святим Духом, спаси нас.</w:t>
+      </w:r>
+    </w:p>
+    <w:p>
+      <w:pPr>
+        <w:pStyle w:val="a"/>
+      </w:pPr>
+      <w:r>
+        <w:rPr>
+          <w:rFonts w:ascii="Times New Roman" w:hAnsi="Times New Roman"/>
+          <w:sz w:val="24"/>
+          <w:highlight w:val="darkGray"/>
+        </w:rPr>
+        <w:t>&lt;</w:t>
+      </w:r>
+      <w:r>
+        <w:rPr>
+          <w:rFonts w:ascii="Times New Roman" w:hAnsi="Times New Roman"/>
+          <w:sz w:val="24"/>
+          <w:highlight w:val="darkGray"/>
+        </w:rPr>
+        <w:t>hr /</w:t>
+      </w:r>
+      <w:r>
+        <w:rPr>
+          <w:rFonts w:ascii="Times New Roman" w:hAnsi="Times New Roman"/>
+          <w:sz w:val="24"/>
+          <w:highlight w:val="darkGray"/>
+        </w:rPr>
+        <w:t>&gt;</w:t>
+      </w:r>
+    </w:p>
+    <w:p>
       <w:r>
         <w:rPr>
           <w:rFonts w:ascii="Consolas" w:hAnsi="Consolas"/>
@@ -7996,6 +8436,61 @@
       </w:r>
     </w:p>
     <w:p>
+      <w:pPr>
+        <w:pStyle w:val="a"/>
+      </w:pPr>
+      <w:r>
+        <w:rPr>
+          <w:rFonts w:ascii="Times New Roman" w:hAnsi="Times New Roman"/>
+          <w:color w:val="333333"/>
+          <w:sz w:val="24"/>
+        </w:rPr>
+        <w:t>Слава Отцю, і Сину, Святому Духові, і нині, і повсякчас, і на віки віків. Амінь.</w:t>
+      </w:r>
+    </w:p>
+    <w:p>
+      <w:pPr>
+        <w:pStyle w:val="a"/>
+      </w:pPr>
+      <w:r>
+        <w:rPr>
+          <w:rFonts w:ascii="Times New Roman" w:hAnsi="Times New Roman"/>
+          <w:color w:val="333333"/>
+          <w:sz w:val="24"/>
+        </w:rPr>
+        <w:t>Єдинородний Сину і Слове Божий, безсмертний Ти і зволив Ти спасення нашого ради воплотитися від святої Богородиці і приснодіви Марії, незмінно ставши чоловіком. І розп’ятий був Ти, Христе Боже, смертю смерть подолав. Ти один з Святої Тройці, рівнославимий з Отцем і Святим Духом, спаси нас.</w:t>
+      </w:r>
+    </w:p>
+    <w:p>
+      <w:pPr>
+        <w:pStyle w:val="a"/>
+      </w:pPr>
+      <w:r>
+        <w:rPr>
+          <w:rFonts w:ascii="Times New Roman" w:hAnsi="Times New Roman"/>
+          <w:sz w:val="24"/>
+          <w:highlight w:val="darkGray"/>
+        </w:rPr>
+        <w:t>&lt;</w:t>
+      </w:r>
+      <w:r>
+        <w:rPr>
+          <w:rFonts w:ascii="Times New Roman" w:hAnsi="Times New Roman"/>
+          <w:sz w:val="24"/>
+          <w:highlight w:val="darkGray"/>
+        </w:rPr>
+        <w:t>hr /</w:t>
+      </w:r>
+      <w:r>
+        <w:rPr>
+          <w:rFonts w:ascii="Times New Roman" w:hAnsi="Times New Roman"/>
+          <w:sz w:val="24"/>
+          <w:highlight w:val="darkGray"/>
+        </w:rPr>
+        <w:t>&gt;</w:t>
+      </w:r>
+    </w:p>
+    <w:p>
       <w:r>
         <w:rPr>
           <w:rFonts w:ascii="Times New Roman" w:hAnsi="Times New Roman"/>
@@ -8973,6 +9468,61 @@
       </w:r>
     </w:p>
     <w:p>
+      <w:pPr>
+        <w:pStyle w:val="a"/>
+      </w:pPr>
+      <w:r>
+        <w:rPr>
+          <w:rFonts w:ascii="Times New Roman" w:hAnsi="Times New Roman"/>
+          <w:color w:val="333333"/>
+          <w:sz w:val="24"/>
+        </w:rPr>
+        <w:t>Слава Отцю, і Сину, Святому Духові, і нині, і повсякчас, і на віки віків. Амінь.</w:t>
+      </w:r>
+    </w:p>
+    <w:p>
+      <w:pPr>
+        <w:pStyle w:val="a"/>
+      </w:pPr>
+      <w:r>
+        <w:rPr>
+          <w:rFonts w:ascii="Times New Roman" w:hAnsi="Times New Roman"/>
+          <w:color w:val="333333"/>
+          <w:sz w:val="24"/>
+        </w:rPr>
+        <w:t>Єдинородний Сину і Слове Божий, безсмертний Ти і зволив Ти спасення нашого ради воплотитися від святої Богородиці і приснодіви Марії, незмінно ставши чоловіком. І розп’ятий був Ти, Христе Боже, смертю смерть подолав. Ти один з Святої Тройці, рівнославимий з Отцем і Святим Духом, спаси нас.</w:t>
+      </w:r>
+    </w:p>
+    <w:p>
+      <w:pPr>
+        <w:pStyle w:val="a"/>
+      </w:pPr>
+      <w:r>
+        <w:rPr>
+          <w:rFonts w:ascii="Times New Roman" w:hAnsi="Times New Roman"/>
+          <w:sz w:val="24"/>
+          <w:highlight w:val="darkGray"/>
+        </w:rPr>
+        <w:t>&lt;</w:t>
+      </w:r>
+      <w:r>
+        <w:rPr>
+          <w:rFonts w:ascii="Times New Roman" w:hAnsi="Times New Roman"/>
+          <w:sz w:val="24"/>
+          <w:highlight w:val="darkGray"/>
+        </w:rPr>
+        <w:t>hr /</w:t>
+      </w:r>
+      <w:r>
+        <w:rPr>
+          <w:rFonts w:ascii="Times New Roman" w:hAnsi="Times New Roman"/>
+          <w:sz w:val="24"/>
+          <w:highlight w:val="darkGray"/>
+        </w:rPr>
+        <w:t>&gt;</w:t>
+      </w:r>
+    </w:p>
+    <w:p>
       <w:r>
         <w:rPr>
           <w:rFonts w:ascii="Consolas" w:hAnsi="Consolas"/>
@@ -9888,6 +10438,61 @@
       </w:r>
     </w:p>
     <w:p>
+      <w:pPr>
+        <w:pStyle w:val="a"/>
+      </w:pPr>
+      <w:r>
+        <w:rPr>
+          <w:rFonts w:ascii="Times New Roman" w:hAnsi="Times New Roman"/>
+          <w:color w:val="333333"/>
+          <w:sz w:val="24"/>
+        </w:rPr>
+        <w:t>Слава Отцю, і Сину, Святому Духові, і нині, і повсякчас, і на віки віків. Амінь.</w:t>
+      </w:r>
+    </w:p>
+    <w:p>
+      <w:pPr>
+        <w:pStyle w:val="a"/>
+      </w:pPr>
+      <w:r>
+        <w:rPr>
+          <w:rFonts w:ascii="Times New Roman" w:hAnsi="Times New Roman"/>
+          <w:color w:val="333333"/>
+          <w:sz w:val="24"/>
+        </w:rPr>
+        <w:t>Єдинородний Сину і Слове Божий, безсмертний Ти і зволив Ти спасення нашого ради воплотитися від святої Богородиці і приснодіви Марії, незмінно ставши чоловіком. І розп’ятий був Ти, Христе Боже, смертю смерть подолав. Ти один з Святої Тройці, рівнославимий з Отцем і Святим Духом, спаси нас.</w:t>
+      </w:r>
+    </w:p>
+    <w:p>
+      <w:pPr>
+        <w:pStyle w:val="a"/>
+      </w:pPr>
+      <w:r>
+        <w:rPr>
+          <w:rFonts w:ascii="Times New Roman" w:hAnsi="Times New Roman"/>
+          <w:sz w:val="24"/>
+          <w:highlight w:val="darkGray"/>
+        </w:rPr>
+        <w:t>&lt;</w:t>
+      </w:r>
+      <w:r>
+        <w:rPr>
+          <w:rFonts w:ascii="Times New Roman" w:hAnsi="Times New Roman"/>
+          <w:sz w:val="24"/>
+          <w:highlight w:val="darkGray"/>
+        </w:rPr>
+        <w:t>hr /</w:t>
+      </w:r>
+      <w:r>
+        <w:rPr>
+          <w:rFonts w:ascii="Times New Roman" w:hAnsi="Times New Roman"/>
+          <w:sz w:val="24"/>
+          <w:highlight w:val="darkGray"/>
+        </w:rPr>
+        <w:t>&gt;</w:t>
+      </w:r>
+    </w:p>
+    <w:p>
       <w:r>
         <w:rPr>
           <w:rFonts w:ascii="Consolas" w:hAnsi="Consolas"/>
@@ -10845,6 +11450,61 @@
       </w:r>
     </w:p>
     <w:p>
+      <w:pPr>
+        <w:pStyle w:val="a"/>
+      </w:pPr>
+      <w:r>
+        <w:rPr>
+          <w:rFonts w:ascii="Times New Roman" w:hAnsi="Times New Roman"/>
+          <w:color w:val="333333"/>
+          <w:sz w:val="24"/>
+        </w:rPr>
+        <w:t>Слава Отцю, і Сину, Святому Духові, і нині, і повсякчас, і на віки віків. Амінь.</w:t>
+      </w:r>
+    </w:p>
+    <w:p>
+      <w:pPr>
+        <w:pStyle w:val="a"/>
+      </w:pPr>
+      <w:r>
+        <w:rPr>
+          <w:rFonts w:ascii="Times New Roman" w:hAnsi="Times New Roman"/>
+          <w:color w:val="333333"/>
+          <w:sz w:val="24"/>
+        </w:rPr>
+        <w:t>Єдинородний Сину і Слове Божий, безсмертний Ти і зволив Ти спасення нашого ради воплотитися від святої Богородиці і приснодіви Марії, незмінно ставши чоловіком. І розп’ятий був Ти, Христе Боже, смертю смерть подолав. Ти один з Святої Тройці, рівнославимий з Отцем і Святим Духом, спаси нас.</w:t>
+      </w:r>
+    </w:p>
+    <w:p>
+      <w:pPr>
+        <w:pStyle w:val="a"/>
+      </w:pPr>
+      <w:r>
+        <w:rPr>
+          <w:rFonts w:ascii="Times New Roman" w:hAnsi="Times New Roman"/>
+          <w:sz w:val="24"/>
+          <w:highlight w:val="darkGray"/>
+        </w:rPr>
+        <w:t>&lt;</w:t>
+      </w:r>
+      <w:r>
+        <w:rPr>
+          <w:rFonts w:ascii="Times New Roman" w:hAnsi="Times New Roman"/>
+          <w:sz w:val="24"/>
+          <w:highlight w:val="darkGray"/>
+        </w:rPr>
+        <w:t>hr /</w:t>
+      </w:r>
+      <w:r>
+        <w:rPr>
+          <w:rFonts w:ascii="Times New Roman" w:hAnsi="Times New Roman"/>
+          <w:sz w:val="24"/>
+          <w:highlight w:val="darkGray"/>
+        </w:rPr>
+        <w:t>&gt;</w:t>
+      </w:r>
+    </w:p>
+    <w:p>
       <w:r>
         <w:rPr>
           <w:rFonts w:ascii="Consolas" w:hAnsi="Consolas"/>
@@ -11771,6 +12431,61 @@
       </w:r>
     </w:p>
     <w:p>
+      <w:pPr>
+        <w:pStyle w:val="a"/>
+      </w:pPr>
+      <w:r>
+        <w:rPr>
+          <w:rFonts w:ascii="Times New Roman" w:hAnsi="Times New Roman"/>
+          <w:color w:val="333333"/>
+          <w:sz w:val="24"/>
+        </w:rPr>
+        <w:t>Слава Отцю, і Сину, Святому Духові, і нині, і повсякчас, і на віки віків. Амінь.</w:t>
+      </w:r>
+    </w:p>
+    <w:p>
+      <w:pPr>
+        <w:pStyle w:val="a"/>
+      </w:pPr>
+      <w:r>
+        <w:rPr>
+          <w:rFonts w:ascii="Times New Roman" w:hAnsi="Times New Roman"/>
+          <w:color w:val="333333"/>
+          <w:sz w:val="24"/>
+        </w:rPr>
+        <w:t>Єдинородний Сину і Слове Божий, безсмертний Ти і зволив Ти спасення нашого ради воплотитися від святої Богородиці і приснодіви Марії, незмінно ставши чоловіком. І розп’ятий був Ти, Христе Боже, смертю смерть подолав. Ти один з Святої Тройці, рівнославимий з Отцем і Святим Духом, спаси нас.</w:t>
+      </w:r>
+    </w:p>
+    <w:p>
+      <w:pPr>
+        <w:pStyle w:val="a"/>
+      </w:pPr>
+      <w:r>
+        <w:rPr>
+          <w:rFonts w:ascii="Times New Roman" w:hAnsi="Times New Roman"/>
+          <w:sz w:val="24"/>
+          <w:highlight w:val="darkGray"/>
+        </w:rPr>
+        <w:t>&lt;</w:t>
+      </w:r>
+      <w:r>
+        <w:rPr>
+          <w:rFonts w:ascii="Times New Roman" w:hAnsi="Times New Roman"/>
+          <w:sz w:val="24"/>
+          <w:highlight w:val="darkGray"/>
+        </w:rPr>
+        <w:t>hr /</w:t>
+      </w:r>
+      <w:r>
+        <w:rPr>
+          <w:rFonts w:ascii="Times New Roman" w:hAnsi="Times New Roman"/>
+          <w:sz w:val="24"/>
+          <w:highlight w:val="darkGray"/>
+        </w:rPr>
+        <w:t>&gt;</w:t>
+      </w:r>
+    </w:p>
+    <w:p>
       <w:r>
         <w:rPr>
           <w:rFonts w:ascii="Times New Roman" w:hAnsi="Times New Roman"/>
@@ -12757,6 +13472,61 @@
       </w:r>
     </w:p>
     <w:p>
+      <w:pPr>
+        <w:pStyle w:val="a"/>
+      </w:pPr>
+      <w:r>
+        <w:rPr>
+          <w:rFonts w:ascii="Times New Roman" w:hAnsi="Times New Roman"/>
+          <w:color w:val="333333"/>
+          <w:sz w:val="24"/>
+        </w:rPr>
+        <w:t>Слава Отцю, і Сину, Святому Духові, і нині, і повсякчас, і на віки віків. Амінь.</w:t>
+      </w:r>
+    </w:p>
+    <w:p>
+      <w:pPr>
+        <w:pStyle w:val="a"/>
+      </w:pPr>
+      <w:r>
+        <w:rPr>
+          <w:rFonts w:ascii="Times New Roman" w:hAnsi="Times New Roman"/>
+          <w:color w:val="333333"/>
+          <w:sz w:val="24"/>
+        </w:rPr>
+        <w:t>Єдинородний Сину і Слове Божий, безсмертний Ти і зволив Ти спасення нашого ради воплотитися від святої Богородиці і приснодіви Марії, незмінно ставши чоловіком. І розп’ятий був Ти, Христе Боже, смертю смерть подолав. Ти один з Святої Тройці, рівнославимий з Отцем і Святим Духом, спаси нас.</w:t>
+      </w:r>
+    </w:p>
+    <w:p>
+      <w:pPr>
+        <w:pStyle w:val="a"/>
+      </w:pPr>
+      <w:r>
+        <w:rPr>
+          <w:rFonts w:ascii="Times New Roman" w:hAnsi="Times New Roman"/>
+          <w:sz w:val="24"/>
+          <w:highlight w:val="darkGray"/>
+        </w:rPr>
+        <w:t>&lt;</w:t>
+      </w:r>
+      <w:r>
+        <w:rPr>
+          <w:rFonts w:ascii="Times New Roman" w:hAnsi="Times New Roman"/>
+          <w:sz w:val="24"/>
+          <w:highlight w:val="darkGray"/>
+        </w:rPr>
+        <w:t>hr /</w:t>
+      </w:r>
+      <w:r>
+        <w:rPr>
+          <w:rFonts w:ascii="Times New Roman" w:hAnsi="Times New Roman"/>
+          <w:sz w:val="24"/>
+          <w:highlight w:val="darkGray"/>
+        </w:rPr>
+        <w:t>&gt;</w:t>
+      </w:r>
+    </w:p>
+    <w:p>
       <w:r>
         <w:rPr>
           <w:rFonts w:ascii="Consolas" w:hAnsi="Consolas"/>
@@ -13744,6 +14514,61 @@
       </w:r>
     </w:p>
     <w:p>
+      <w:pPr>
+        <w:pStyle w:val="a"/>
+      </w:pPr>
+      <w:r>
+        <w:rPr>
+          <w:rFonts w:ascii="Times New Roman" w:hAnsi="Times New Roman"/>
+          <w:color w:val="333333"/>
+          <w:sz w:val="24"/>
+        </w:rPr>
+        <w:t>Слава Отцю, і Сину, Святому Духові, і нині, і повсякчас, і на віки віків. Амінь.</w:t>
+      </w:r>
+    </w:p>
+    <w:p>
+      <w:pPr>
+        <w:pStyle w:val="a"/>
+      </w:pPr>
+      <w:r>
+        <w:rPr>
+          <w:rFonts w:ascii="Times New Roman" w:hAnsi="Times New Roman"/>
+          <w:color w:val="333333"/>
+          <w:sz w:val="24"/>
+        </w:rPr>
+        <w:t>Єдинородний Сину і Слове Божий, безсмертний Ти і зволив Ти спасення нашого ради воплотитися від святої Богородиці і приснодіви Марії, незмінно ставши чоловіком. І розп’ятий був Ти, Христе Боже, смертю смерть подолав. Ти один з Святої Тройці, рівнославимий з Отцем і Святим Духом, спаси нас.</w:t>
+      </w:r>
+    </w:p>
+    <w:p>
+      <w:pPr>
+        <w:pStyle w:val="a"/>
+      </w:pPr>
+      <w:r>
+        <w:rPr>
+          <w:rFonts w:ascii="Times New Roman" w:hAnsi="Times New Roman"/>
+          <w:sz w:val="24"/>
+          <w:highlight w:val="darkGray"/>
+        </w:rPr>
+        <w:t>&lt;</w:t>
+      </w:r>
+      <w:r>
+        <w:rPr>
+          <w:rFonts w:ascii="Times New Roman" w:hAnsi="Times New Roman"/>
+          <w:sz w:val="24"/>
+          <w:highlight w:val="darkGray"/>
+        </w:rPr>
+        <w:t>hr /</w:t>
+      </w:r>
+      <w:r>
+        <w:rPr>
+          <w:rFonts w:ascii="Times New Roman" w:hAnsi="Times New Roman"/>
+          <w:sz w:val="24"/>
+          <w:highlight w:val="darkGray"/>
+        </w:rPr>
+        <w:t>&gt;</w:t>
+      </w:r>
+    </w:p>
+    <w:p>
       <w:r>
         <w:rPr>
           <w:rFonts w:ascii="Consolas" w:hAnsi="Consolas"/>
@@ -14632,6 +15457,61 @@
       </w:r>
     </w:p>
     <w:p>
+      <w:pPr>
+        <w:pStyle w:val="a"/>
+      </w:pPr>
+      <w:r>
+        <w:rPr>
+          <w:rFonts w:ascii="Times New Roman" w:hAnsi="Times New Roman"/>
+          <w:color w:val="333333"/>
+          <w:sz w:val="24"/>
+        </w:rPr>
+        <w:t>Слава Отцю, і Сину, Святому Духові, і нині, і повсякчас, і на віки віків. Амінь.</w:t>
+      </w:r>
+    </w:p>
+    <w:p>
+      <w:pPr>
+        <w:pStyle w:val="a"/>
+      </w:pPr>
+      <w:r>
+        <w:rPr>
+          <w:rFonts w:ascii="Times New Roman" w:hAnsi="Times New Roman"/>
+          <w:color w:val="333333"/>
+          <w:sz w:val="24"/>
+        </w:rPr>
+        <w:t>Єдинородний Сину і Слове Божий, безсмертний Ти і зволив Ти спасення нашого ради воплотитися від святої Богородиці і приснодіви Марії, незмінно ставши чоловіком. І розп’ятий був Ти, Христе Боже, смертю смерть подолав. Ти один з Святої Тройці, рівнославимий з Отцем і Святим Духом, спаси нас.</w:t>
+      </w:r>
+    </w:p>
+    <w:p>
+      <w:pPr>
+        <w:pStyle w:val="a"/>
+      </w:pPr>
+      <w:r>
+        <w:rPr>
+          <w:rFonts w:ascii="Times New Roman" w:hAnsi="Times New Roman"/>
+          <w:sz w:val="24"/>
+          <w:highlight w:val="darkGray"/>
+        </w:rPr>
+        <w:t>&lt;</w:t>
+      </w:r>
+      <w:r>
+        <w:rPr>
+          <w:rFonts w:ascii="Times New Roman" w:hAnsi="Times New Roman"/>
+          <w:sz w:val="24"/>
+          <w:highlight w:val="darkGray"/>
+        </w:rPr>
+        <w:t>hr /</w:t>
+      </w:r>
+      <w:r>
+        <w:rPr>
+          <w:rFonts w:ascii="Times New Roman" w:hAnsi="Times New Roman"/>
+          <w:sz w:val="24"/>
+          <w:highlight w:val="darkGray"/>
+        </w:rPr>
+        <w:t>&gt;</w:t>
+      </w:r>
+    </w:p>
+    <w:p>
       <w:r>
         <w:rPr>
           <w:rFonts w:ascii="Consolas" w:hAnsi="Consolas"/>
@@ -15658,6 +16538,61 @@
       </w:r>
     </w:p>
     <w:p>
+      <w:pPr>
+        <w:pStyle w:val="a"/>
+      </w:pPr>
+      <w:r>
+        <w:rPr>
+          <w:rFonts w:ascii="Times New Roman" w:hAnsi="Times New Roman"/>
+          <w:color w:val="333333"/>
+          <w:sz w:val="24"/>
+        </w:rPr>
+        <w:t>Слава Отцю, і Сину, Святому Духові, і нині, і повсякчас, і на віки віків. Амінь.</w:t>
+      </w:r>
+    </w:p>
+    <w:p>
+      <w:pPr>
+        <w:pStyle w:val="a"/>
+      </w:pPr>
+      <w:r>
+        <w:rPr>
+          <w:rFonts w:ascii="Times New Roman" w:hAnsi="Times New Roman"/>
+          <w:color w:val="333333"/>
+          <w:sz w:val="24"/>
+        </w:rPr>
+        <w:t>Єдинородний Сину і Слове Божий, безсмертний Ти і зволив Ти спасення нашого ради воплотитися від святої Богородиці і приснодіви Марії, незмінно ставши чоловіком. І розп’ятий був Ти, Христе Боже, смертю смерть подолав. Ти один з Святої Тройці, рівнославимий з Отцем і Святим Духом, спаси нас.</w:t>
+      </w:r>
+    </w:p>
+    <w:p>
+      <w:pPr>
+        <w:pStyle w:val="a"/>
+      </w:pPr>
+      <w:r>
+        <w:rPr>
+          <w:rFonts w:ascii="Times New Roman" w:hAnsi="Times New Roman"/>
+          <w:sz w:val="24"/>
+          <w:highlight w:val="darkGray"/>
+        </w:rPr>
+        <w:t>&lt;</w:t>
+      </w:r>
+      <w:r>
+        <w:rPr>
+          <w:rFonts w:ascii="Times New Roman" w:hAnsi="Times New Roman"/>
+          <w:sz w:val="24"/>
+          <w:highlight w:val="darkGray"/>
+        </w:rPr>
+        <w:t>hr /</w:t>
+      </w:r>
+      <w:r>
+        <w:rPr>
+          <w:rFonts w:ascii="Times New Roman" w:hAnsi="Times New Roman"/>
+          <w:sz w:val="24"/>
+          <w:highlight w:val="darkGray"/>
+        </w:rPr>
+        <w:t>&gt;</w:t>
+      </w:r>
+    </w:p>
+    <w:p>
       <w:r>
         <w:rPr>
           <w:rFonts w:ascii="Consolas" w:hAnsi="Consolas"/>
@@ -16592,6 +17527,61 @@
       </w:r>
     </w:p>
     <w:p>
+      <w:pPr>
+        <w:pStyle w:val="a"/>
+      </w:pPr>
+      <w:r>
+        <w:rPr>
+          <w:rFonts w:ascii="Times New Roman" w:hAnsi="Times New Roman"/>
+          <w:color w:val="333333"/>
+          <w:sz w:val="24"/>
+        </w:rPr>
+        <w:t>Слава Отцю, і Сину, Святому Духові, і нині, і повсякчас, і на віки віків. Амінь.</w:t>
+      </w:r>
+    </w:p>
+    <w:p>
+      <w:pPr>
+        <w:pStyle w:val="a"/>
+      </w:pPr>
+      <w:r>
+        <w:rPr>
+          <w:rFonts w:ascii="Times New Roman" w:hAnsi="Times New Roman"/>
+          <w:color w:val="333333"/>
+          <w:sz w:val="24"/>
+        </w:rPr>
+        <w:t>Єдинородний Сину і Слове Божий, безсмертний Ти і зволив Ти спасення нашого ради воплотитися від святої Богородиці і приснодіви Марії, незмінно ставши чоловіком. І розп’ятий був Ти, Христе Боже, смертю смерть подолав. Ти один з Святої Тройці, рівнославимий з Отцем і Святим Духом, спаси нас.</w:t>
+      </w:r>
+    </w:p>
+    <w:p>
+      <w:pPr>
+        <w:pStyle w:val="a"/>
+      </w:pPr>
+      <w:r>
+        <w:rPr>
+          <w:rFonts w:ascii="Times New Roman" w:hAnsi="Times New Roman"/>
+          <w:sz w:val="24"/>
+          <w:highlight w:val="darkGray"/>
+        </w:rPr>
+        <w:t>&lt;</w:t>
+      </w:r>
+      <w:r>
+        <w:rPr>
+          <w:rFonts w:ascii="Times New Roman" w:hAnsi="Times New Roman"/>
+          <w:sz w:val="24"/>
+          <w:highlight w:val="darkGray"/>
+        </w:rPr>
+        <w:t>hr /</w:t>
+      </w:r>
+      <w:r>
+        <w:rPr>
+          <w:rFonts w:ascii="Times New Roman" w:hAnsi="Times New Roman"/>
+          <w:sz w:val="24"/>
+          <w:highlight w:val="darkGray"/>
+        </w:rPr>
+        <w:t>&gt;</w:t>
+      </w:r>
+    </w:p>
+    <w:p>
       <w:r>
         <w:rPr>
           <w:rFonts w:ascii="Consolas" w:hAnsi="Consolas"/>
@@ -17549,6 +18539,61 @@
       </w:r>
     </w:p>
     <w:p>
+      <w:pPr>
+        <w:pStyle w:val="a"/>
+      </w:pPr>
+      <w:r>
+        <w:rPr>
+          <w:rFonts w:ascii="Times New Roman" w:hAnsi="Times New Roman"/>
+          <w:color w:val="333333"/>
+          <w:sz w:val="24"/>
+        </w:rPr>
+        <w:t>Слава Отцю, і Сину, Святому Духові, і нині, і повсякчас, і на віки віків. Амінь.</w:t>
+      </w:r>
+    </w:p>
+    <w:p>
+      <w:pPr>
+        <w:pStyle w:val="a"/>
+      </w:pPr>
+      <w:r>
+        <w:rPr>
+          <w:rFonts w:ascii="Times New Roman" w:hAnsi="Times New Roman"/>
+          <w:color w:val="333333"/>
+          <w:sz w:val="24"/>
+        </w:rPr>
+        <w:t>Єдинородний Сину і Слове Божий, безсмертний Ти і зволив Ти спасення нашого ради воплотитися від святої Богородиці і приснодіви Марії, незмінно ставши чоловіком. І розп’ятий був Ти, Христе Боже, смертю смерть подолав. Ти один з Святої Тройці, рівнославимий з Отцем і Святим Духом, спаси нас.</w:t>
+      </w:r>
+    </w:p>
+    <w:p>
+      <w:pPr>
+        <w:pStyle w:val="a"/>
+      </w:pPr>
+      <w:r>
+        <w:rPr>
+          <w:rFonts w:ascii="Times New Roman" w:hAnsi="Times New Roman"/>
+          <w:sz w:val="24"/>
+          <w:highlight w:val="darkGray"/>
+        </w:rPr>
+        <w:t>&lt;</w:t>
+      </w:r>
+      <w:r>
+        <w:rPr>
+          <w:rFonts w:ascii="Times New Roman" w:hAnsi="Times New Roman"/>
+          <w:sz w:val="24"/>
+          <w:highlight w:val="darkGray"/>
+        </w:rPr>
+        <w:t>hr /</w:t>
+      </w:r>
+      <w:r>
+        <w:rPr>
+          <w:rFonts w:ascii="Times New Roman" w:hAnsi="Times New Roman"/>
+          <w:sz w:val="24"/>
+          <w:highlight w:val="darkGray"/>
+        </w:rPr>
+        <w:t>&gt;</w:t>
+      </w:r>
+    </w:p>
+    <w:p>
       <w:r>
         <w:rPr>
           <w:rFonts w:ascii="Consolas" w:hAnsi="Consolas"/>
@@ -18470,6 +19515,61 @@
       </w:r>
     </w:p>
     <w:p>
+      <w:pPr>
+        <w:pStyle w:val="a"/>
+      </w:pPr>
+      <w:r>
+        <w:rPr>
+          <w:rFonts w:ascii="Times New Roman" w:hAnsi="Times New Roman"/>
+          <w:color w:val="333333"/>
+          <w:sz w:val="24"/>
+        </w:rPr>
+        <w:t>Слава Отцю, і Сину, Святому Духові, і нині, і повсякчас, і на віки віків. Амінь.</w:t>
+      </w:r>
+    </w:p>
+    <w:p>
+      <w:pPr>
+        <w:pStyle w:val="a"/>
+      </w:pPr>
+      <w:r>
+        <w:rPr>
+          <w:rFonts w:ascii="Times New Roman" w:hAnsi="Times New Roman"/>
+          <w:color w:val="333333"/>
+          <w:sz w:val="24"/>
+        </w:rPr>
+        <w:t>Єдинородний Сину і Слове Божий, безсмертний Ти і зволив Ти спасення нашого ради воплотитися від святої Богородиці і приснодіви Марії, незмінно ставши чоловіком. І розп’ятий був Ти, Христе Боже, смертю смерть подолав. Ти один з Святої Тройці, рівнославимий з Отцем і Святим Духом, спаси нас.</w:t>
+      </w:r>
+    </w:p>
+    <w:p>
+      <w:pPr>
+        <w:pStyle w:val="a"/>
+      </w:pPr>
+      <w:r>
+        <w:rPr>
+          <w:rFonts w:ascii="Times New Roman" w:hAnsi="Times New Roman"/>
+          <w:sz w:val="24"/>
+          <w:highlight w:val="darkGray"/>
+        </w:rPr>
+        <w:t>&lt;</w:t>
+      </w:r>
+      <w:r>
+        <w:rPr>
+          <w:rFonts w:ascii="Times New Roman" w:hAnsi="Times New Roman"/>
+          <w:sz w:val="24"/>
+          <w:highlight w:val="darkGray"/>
+        </w:rPr>
+        <w:t>hr /</w:t>
+      </w:r>
+      <w:r>
+        <w:rPr>
+          <w:rFonts w:ascii="Times New Roman" w:hAnsi="Times New Roman"/>
+          <w:sz w:val="24"/>
+          <w:highlight w:val="darkGray"/>
+        </w:rPr>
+        <w:t>&gt;</w:t>
+      </w:r>
+    </w:p>
+    <w:p>
       <w:r>
         <w:rPr>
           <w:rFonts w:ascii="Times New Roman" w:hAnsi="Times New Roman"/>
@@ -19349,6 +20449,61 @@
       </w:r>
     </w:p>
     <w:p>
+      <w:pPr>
+        <w:pStyle w:val="a"/>
+      </w:pPr>
+      <w:r>
+        <w:rPr>
+          <w:rFonts w:ascii="Times New Roman" w:hAnsi="Times New Roman"/>
+          <w:color w:val="333333"/>
+          <w:sz w:val="24"/>
+        </w:rPr>
+        <w:t>Слава Отцю, і Сину, Святому Духові, і нині, і повсякчас, і на віки віків. Амінь.</w:t>
+      </w:r>
+    </w:p>
+    <w:p>
+      <w:pPr>
+        <w:pStyle w:val="a"/>
+      </w:pPr>
+      <w:r>
+        <w:rPr>
+          <w:rFonts w:ascii="Times New Roman" w:hAnsi="Times New Roman"/>
+          <w:color w:val="333333"/>
+          <w:sz w:val="24"/>
+        </w:rPr>
+        <w:t>Єдинородний Сину і Слове Божий, безсмертний Ти і зволив Ти спасення нашого ради воплотитися від святої Богородиці і приснодіви Марії, незмінно ставши чоловіком. І розп’ятий був Ти, Христе Боже, смертю смерть подолав. Ти один з Святої Тройці, рівнославимий з Отцем і Святим Духом, спаси нас.</w:t>
+      </w:r>
+    </w:p>
+    <w:p>
+      <w:pPr>
+        <w:pStyle w:val="a"/>
+      </w:pPr>
+      <w:r>
+        <w:rPr>
+          <w:rFonts w:ascii="Times New Roman" w:hAnsi="Times New Roman"/>
+          <w:sz w:val="24"/>
+          <w:highlight w:val="darkGray"/>
+        </w:rPr>
+        <w:t>&lt;</w:t>
+      </w:r>
+      <w:r>
+        <w:rPr>
+          <w:rFonts w:ascii="Times New Roman" w:hAnsi="Times New Roman"/>
+          <w:sz w:val="24"/>
+          <w:highlight w:val="darkGray"/>
+        </w:rPr>
+        <w:t>hr /</w:t>
+      </w:r>
+      <w:r>
+        <w:rPr>
+          <w:rFonts w:ascii="Times New Roman" w:hAnsi="Times New Roman"/>
+          <w:sz w:val="24"/>
+          <w:highlight w:val="darkGray"/>
+        </w:rPr>
+        <w:t>&gt;</w:t>
+      </w:r>
+    </w:p>
+    <w:p>
       <w:r>
         <w:rPr>
           <w:rFonts w:ascii="Times New Roman" w:hAnsi="Times New Roman"/>
@@ -20212,6 +21367,61 @@
       </w:r>
     </w:p>
     <w:p>
+      <w:pPr>
+        <w:pStyle w:val="a"/>
+      </w:pPr>
+      <w:r>
+        <w:rPr>
+          <w:rFonts w:ascii="Times New Roman" w:hAnsi="Times New Roman"/>
+          <w:color w:val="333333"/>
+          <w:sz w:val="24"/>
+        </w:rPr>
+        <w:t>Слава Отцю, і Сину, Святому Духові, і нині, і повсякчас, і на віки віків. Амінь.</w:t>
+      </w:r>
+    </w:p>
+    <w:p>
+      <w:pPr>
+        <w:pStyle w:val="a"/>
+      </w:pPr>
+      <w:r>
+        <w:rPr>
+          <w:rFonts w:ascii="Times New Roman" w:hAnsi="Times New Roman"/>
+          <w:color w:val="333333"/>
+          <w:sz w:val="24"/>
+        </w:rPr>
+        <w:t>Єдинородний Сину і Слове Божий, безсмертний Ти і зволив Ти спасення нашого ради воплотитися від святої Богородиці і приснодіви Марії, незмінно ставши чоловіком. І розп’ятий був Ти, Христе Боже, смертю смерть подолав. Ти один з Святої Тройці, рівнославимий з Отцем і Святим Духом, спаси нас.</w:t>
+      </w:r>
+    </w:p>
+    <w:p>
+      <w:pPr>
+        <w:pStyle w:val="a"/>
+      </w:pPr>
+      <w:r>
+        <w:rPr>
+          <w:rFonts w:ascii="Times New Roman" w:hAnsi="Times New Roman"/>
+          <w:sz w:val="24"/>
+          <w:highlight w:val="darkGray"/>
+        </w:rPr>
+        <w:t>&lt;</w:t>
+      </w:r>
+      <w:r>
+        <w:rPr>
+          <w:rFonts w:ascii="Times New Roman" w:hAnsi="Times New Roman"/>
+          <w:sz w:val="24"/>
+          <w:highlight w:val="darkGray"/>
+        </w:rPr>
+        <w:t>hr /</w:t>
+      </w:r>
+      <w:r>
+        <w:rPr>
+          <w:rFonts w:ascii="Times New Roman" w:hAnsi="Times New Roman"/>
+          <w:sz w:val="24"/>
+          <w:highlight w:val="darkGray"/>
+        </w:rPr>
+        <w:t>&gt;</w:t>
+      </w:r>
+    </w:p>
+    <w:p>
       <w:r>
         <w:rPr>
           <w:rFonts w:ascii="Times New Roman" w:hAnsi="Times New Roman"/>
@@ -21067,6 +22277,61 @@
       </w:r>
     </w:p>
     <w:p>
+      <w:pPr>
+        <w:pStyle w:val="a"/>
+      </w:pPr>
+      <w:r>
+        <w:rPr>
+          <w:rFonts w:ascii="Times New Roman" w:hAnsi="Times New Roman"/>
+          <w:color w:val="333333"/>
+          <w:sz w:val="24"/>
+        </w:rPr>
+        <w:t>Слава Отцю, і Сину, Святому Духові, і нині, і повсякчас, і на віки віків. Амінь.</w:t>
+      </w:r>
+    </w:p>
+    <w:p>
+      <w:pPr>
+        <w:pStyle w:val="a"/>
+      </w:pPr>
+      <w:r>
+        <w:rPr>
+          <w:rFonts w:ascii="Times New Roman" w:hAnsi="Times New Roman"/>
+          <w:color w:val="333333"/>
+          <w:sz w:val="24"/>
+        </w:rPr>
+        <w:t>Єдинородний Сину і Слове Божий, безсмертний Ти і зволив Ти спасення нашого ради воплотитися від святої Богородиці і приснодіви Марії, незмінно ставши чоловіком. І розп’ятий був Ти, Христе Боже, смертю смерть подолав. Ти один з Святої Тройці, рівнославимий з Отцем і Святим Духом, спаси нас.</w:t>
+      </w:r>
+    </w:p>
+    <w:p>
+      <w:pPr>
+        <w:pStyle w:val="a"/>
+      </w:pPr>
+      <w:r>
+        <w:rPr>
+          <w:rFonts w:ascii="Times New Roman" w:hAnsi="Times New Roman"/>
+          <w:sz w:val="24"/>
+          <w:highlight w:val="darkGray"/>
+        </w:rPr>
+        <w:t>&lt;</w:t>
+      </w:r>
+      <w:r>
+        <w:rPr>
+          <w:rFonts w:ascii="Times New Roman" w:hAnsi="Times New Roman"/>
+          <w:sz w:val="24"/>
+          <w:highlight w:val="darkGray"/>
+        </w:rPr>
+        <w:t>hr /</w:t>
+      </w:r>
+      <w:r>
+        <w:rPr>
+          <w:rFonts w:ascii="Times New Roman" w:hAnsi="Times New Roman"/>
+          <w:sz w:val="24"/>
+          <w:highlight w:val="darkGray"/>
+        </w:rPr>
+        <w:t>&gt;</w:t>
+      </w:r>
+    </w:p>
+    <w:p>
       <w:r>
         <w:rPr>
           <w:rFonts w:ascii="Times New Roman" w:hAnsi="Times New Roman"/>
@@ -21949,6 +23214,61 @@
       </w:r>
     </w:p>
     <w:p>
+      <w:pPr>
+        <w:pStyle w:val="a"/>
+      </w:pPr>
+      <w:r>
+        <w:rPr>
+          <w:rFonts w:ascii="Times New Roman" w:hAnsi="Times New Roman"/>
+          <w:color w:val="333333"/>
+          <w:sz w:val="24"/>
+        </w:rPr>
+        <w:t>Слава Отцю, і Сину, Святому Духові, і нині, і повсякчас, і на віки віків. Амінь.</w:t>
+      </w:r>
+    </w:p>
+    <w:p>
+      <w:pPr>
+        <w:pStyle w:val="a"/>
+      </w:pPr>
+      <w:r>
+        <w:rPr>
+          <w:rFonts w:ascii="Times New Roman" w:hAnsi="Times New Roman"/>
+          <w:color w:val="333333"/>
+          <w:sz w:val="24"/>
+        </w:rPr>
+        <w:t>Єдинородний Сину і Слове Божий, безсмертний Ти і зволив Ти спасення нашого ради воплотитися від святої Богородиці і приснодіви Марії, незмінно ставши чоловіком. І розп’ятий був Ти, Христе Боже, смертю смерть подолав. Ти один з Святої Тройці, рівнославимий з Отцем і Святим Духом, спаси нас.</w:t>
+      </w:r>
+    </w:p>
+    <w:p>
+      <w:pPr>
+        <w:pStyle w:val="a"/>
+      </w:pPr>
+      <w:r>
+        <w:rPr>
+          <w:rFonts w:ascii="Times New Roman" w:hAnsi="Times New Roman"/>
+          <w:sz w:val="24"/>
+          <w:highlight w:val="darkGray"/>
+        </w:rPr>
+        <w:t>&lt;</w:t>
+      </w:r>
+      <w:r>
+        <w:rPr>
+          <w:rFonts w:ascii="Times New Roman" w:hAnsi="Times New Roman"/>
+          <w:sz w:val="24"/>
+          <w:highlight w:val="darkGray"/>
+        </w:rPr>
+        <w:t>hr /</w:t>
+      </w:r>
+      <w:r>
+        <w:rPr>
+          <w:rFonts w:ascii="Times New Roman" w:hAnsi="Times New Roman"/>
+          <w:sz w:val="24"/>
+          <w:highlight w:val="darkGray"/>
+        </w:rPr>
+        <w:t>&gt;</w:t>
+      </w:r>
+    </w:p>
+    <w:p>
       <w:r>
         <w:rPr>
           <w:rFonts w:ascii="Consolas" w:hAnsi="Consolas"/>
@@ -22999,6 +24319,61 @@
       </w:r>
     </w:p>
     <w:p>
+      <w:pPr>
+        <w:pStyle w:val="a"/>
+      </w:pPr>
+      <w:r>
+        <w:rPr>
+          <w:rFonts w:ascii="Times New Roman" w:hAnsi="Times New Roman"/>
+          <w:color w:val="333333"/>
+          <w:sz w:val="24"/>
+        </w:rPr>
+        <w:t>Слава Отцю, і Сину, Святому Духові, і нині, і повсякчас, і на віки віків. Амінь.</w:t>
+      </w:r>
+    </w:p>
+    <w:p>
+      <w:pPr>
+        <w:pStyle w:val="a"/>
+      </w:pPr>
+      <w:r>
+        <w:rPr>
+          <w:rFonts w:ascii="Times New Roman" w:hAnsi="Times New Roman"/>
+          <w:color w:val="333333"/>
+          <w:sz w:val="24"/>
+        </w:rPr>
+        <w:t>Єдинородний Сину і Слове Божий, безсмертний Ти і зволив Ти спасення нашого ради воплотитися від святої Богородиці і приснодіви Марії, незмінно ставши чоловіком. І розп’ятий був Ти, Христе Боже, смертю смерть подолав. Ти один з Святої Тройці, рівнославимий з Отцем і Святим Духом, спаси нас.</w:t>
+      </w:r>
+    </w:p>
+    <w:p>
+      <w:pPr>
+        <w:pStyle w:val="a"/>
+      </w:pPr>
+      <w:r>
+        <w:rPr>
+          <w:rFonts w:ascii="Times New Roman" w:hAnsi="Times New Roman"/>
+          <w:sz w:val="24"/>
+          <w:highlight w:val="darkGray"/>
+        </w:rPr>
+        <w:t>&lt;</w:t>
+      </w:r>
+      <w:r>
+        <w:rPr>
+          <w:rFonts w:ascii="Times New Roman" w:hAnsi="Times New Roman"/>
+          <w:sz w:val="24"/>
+          <w:highlight w:val="darkGray"/>
+        </w:rPr>
+        <w:t>hr /</w:t>
+      </w:r>
+      <w:r>
+        <w:rPr>
+          <w:rFonts w:ascii="Times New Roman" w:hAnsi="Times New Roman"/>
+          <w:sz w:val="24"/>
+          <w:highlight w:val="darkGray"/>
+        </w:rPr>
+        <w:t>&gt;</w:t>
+      </w:r>
+    </w:p>
+    <w:p>
       <w:r>
         <w:rPr>
           <w:rFonts w:ascii="Times New Roman" w:hAnsi="Times New Roman"/>
@@ -24301,6 +25676,61 @@
       </w:r>
     </w:p>
     <w:p>
+      <w:pPr>
+        <w:pStyle w:val="a"/>
+      </w:pPr>
+      <w:r>
+        <w:rPr>
+          <w:rFonts w:ascii="Times New Roman" w:hAnsi="Times New Roman"/>
+          <w:color w:val="333333"/>
+          <w:sz w:val="24"/>
+        </w:rPr>
+        <w:t>Слава Отцю, і Сину, Святому Духові, і нині, і повсякчас, і на віки віків. Амінь.</w:t>
+      </w:r>
+    </w:p>
+    <w:p>
+      <w:pPr>
+        <w:pStyle w:val="a"/>
+      </w:pPr>
+      <w:r>
+        <w:rPr>
+          <w:rFonts w:ascii="Times New Roman" w:hAnsi="Times New Roman"/>
+          <w:color w:val="333333"/>
+          <w:sz w:val="24"/>
+        </w:rPr>
+        <w:t>Єдинородний Сину і Слове Божий, безсмертний Ти і зволив Ти спасення нашого ради воплотитися від святої Богородиці і приснодіви Марії, незмінно ставши чоловіком. І розп’ятий був Ти, Христе Боже, смертю смерть подолав. Ти один з Святої Тройці, рівнославимий з Отцем і Святим Духом, спаси нас.</w:t>
+      </w:r>
+    </w:p>
+    <w:p>
+      <w:pPr>
+        <w:pStyle w:val="a"/>
+      </w:pPr>
+      <w:r>
+        <w:rPr>
+          <w:rFonts w:ascii="Times New Roman" w:hAnsi="Times New Roman"/>
+          <w:sz w:val="24"/>
+          <w:highlight w:val="darkGray"/>
+        </w:rPr>
+        <w:t>&lt;</w:t>
+      </w:r>
+      <w:r>
+        <w:rPr>
+          <w:rFonts w:ascii="Times New Roman" w:hAnsi="Times New Roman"/>
+          <w:sz w:val="24"/>
+          <w:highlight w:val="darkGray"/>
+        </w:rPr>
+        <w:t>hr /</w:t>
+      </w:r>
+      <w:r>
+        <w:rPr>
+          <w:rFonts w:ascii="Times New Roman" w:hAnsi="Times New Roman"/>
+          <w:sz w:val="24"/>
+          <w:highlight w:val="darkGray"/>
+        </w:rPr>
+        <w:t>&gt;</w:t>
+      </w:r>
+    </w:p>
+    <w:p>
       <w:r>
         <w:rPr>
           <w:rFonts w:ascii="Times New Roman" w:hAnsi="Times New Roman"/>
@@ -25613,6 +27043,61 @@
       </w:r>
     </w:p>
     <w:p>
+      <w:pPr>
+        <w:pStyle w:val="a"/>
+      </w:pPr>
+      <w:r>
+        <w:rPr>
+          <w:rFonts w:ascii="Times New Roman" w:hAnsi="Times New Roman"/>
+          <w:color w:val="333333"/>
+          <w:sz w:val="24"/>
+        </w:rPr>
+        <w:t>Слава Отцю, і Сину, Святому Духові, і нині, і повсякчас, і на віки віків. Амінь.</w:t>
+      </w:r>
+    </w:p>
+    <w:p>
+      <w:pPr>
+        <w:pStyle w:val="a"/>
+      </w:pPr>
+      <w:r>
+        <w:rPr>
+          <w:rFonts w:ascii="Times New Roman" w:hAnsi="Times New Roman"/>
+          <w:color w:val="333333"/>
+          <w:sz w:val="24"/>
+        </w:rPr>
+        <w:t>Єдинородний Сину і Слове Божий, безсмертний Ти і зволив Ти спасення нашого ради воплотитися від святої Богородиці і приснодіви Марії, незмінно ставши чоловіком. І розп’ятий був Ти, Христе Боже, смертю смерть подолав. Ти один з Святої Тройці, рівнославимий з Отцем і Святим Духом, спаси нас.</w:t>
+      </w:r>
+    </w:p>
+    <w:p>
+      <w:pPr>
+        <w:pStyle w:val="a"/>
+      </w:pPr>
+      <w:r>
+        <w:rPr>
+          <w:rFonts w:ascii="Times New Roman" w:hAnsi="Times New Roman"/>
+          <w:sz w:val="24"/>
+          <w:highlight w:val="darkGray"/>
+        </w:rPr>
+        <w:t>&lt;</w:t>
+      </w:r>
+      <w:r>
+        <w:rPr>
+          <w:rFonts w:ascii="Times New Roman" w:hAnsi="Times New Roman"/>
+          <w:sz w:val="24"/>
+          <w:highlight w:val="darkGray"/>
+        </w:rPr>
+        <w:t>hr /</w:t>
+      </w:r>
+      <w:r>
+        <w:rPr>
+          <w:rFonts w:ascii="Times New Roman" w:hAnsi="Times New Roman"/>
+          <w:sz w:val="24"/>
+          <w:highlight w:val="darkGray"/>
+        </w:rPr>
+        <w:t>&gt;</w:t>
+      </w:r>
+    </w:p>
+    <w:p>
       <w:r>
         <w:rPr>
           <w:rFonts w:ascii="Times New Roman" w:hAnsi="Times New Roman"/>
@@ -26776,6 +28261,61 @@
       </w:r>
     </w:p>
     <w:p>
+      <w:pPr>
+        <w:pStyle w:val="a"/>
+      </w:pPr>
+      <w:r>
+        <w:rPr>
+          <w:rFonts w:ascii="Times New Roman" w:hAnsi="Times New Roman"/>
+          <w:color w:val="333333"/>
+          <w:sz w:val="24"/>
+        </w:rPr>
+        <w:t>Слава Отцю, і Сину, Святому Духові, і нині, і повсякчас, і на віки віків. Амінь.</w:t>
+      </w:r>
+    </w:p>
+    <w:p>
+      <w:pPr>
+        <w:pStyle w:val="a"/>
+      </w:pPr>
+      <w:r>
+        <w:rPr>
+          <w:rFonts w:ascii="Times New Roman" w:hAnsi="Times New Roman"/>
+          <w:color w:val="333333"/>
+          <w:sz w:val="24"/>
+        </w:rPr>
+        <w:t>Єдинородний Сину і Слове Божий, безсмертний Ти і зволив Ти спасення нашого ради воплотитися від святої Богородиці і приснодіви Марії, незмінно ставши чоловіком. І розп’ятий був Ти, Христе Боже, смертю смерть подолав. Ти один з Святої Тройці, рівнославимий з Отцем і Святим Духом, спаси нас.</w:t>
+      </w:r>
+    </w:p>
+    <w:p>
+      <w:pPr>
+        <w:pStyle w:val="a"/>
+      </w:pPr>
+      <w:r>
+        <w:rPr>
+          <w:rFonts w:ascii="Times New Roman" w:hAnsi="Times New Roman"/>
+          <w:sz w:val="24"/>
+          <w:highlight w:val="darkGray"/>
+        </w:rPr>
+        <w:t>&lt;</w:t>
+      </w:r>
+      <w:r>
+        <w:rPr>
+          <w:rFonts w:ascii="Times New Roman" w:hAnsi="Times New Roman"/>
+          <w:sz w:val="24"/>
+          <w:highlight w:val="darkGray"/>
+        </w:rPr>
+        <w:t>hr /</w:t>
+      </w:r>
+      <w:r>
+        <w:rPr>
+          <w:rFonts w:ascii="Times New Roman" w:hAnsi="Times New Roman"/>
+          <w:sz w:val="24"/>
+          <w:highlight w:val="darkGray"/>
+        </w:rPr>
+        <w:t>&gt;</w:t>
+      </w:r>
+    </w:p>
+    <w:p>
       <w:r>
         <w:rPr>
           <w:rFonts w:ascii="Times New Roman" w:hAnsi="Times New Roman"/>
@@ -27939,6 +29479,61 @@
       </w:r>
     </w:p>
     <w:p>
+      <w:pPr>
+        <w:pStyle w:val="a"/>
+      </w:pPr>
+      <w:r>
+        <w:rPr>
+          <w:rFonts w:ascii="Times New Roman" w:hAnsi="Times New Roman"/>
+          <w:color w:val="333333"/>
+          <w:sz w:val="24"/>
+        </w:rPr>
+        <w:t>Слава Отцю, і Сину, Святому Духові, і нині, і повсякчас, і на віки віків. Амінь.</w:t>
+      </w:r>
+    </w:p>
+    <w:p>
+      <w:pPr>
+        <w:pStyle w:val="a"/>
+      </w:pPr>
+      <w:r>
+        <w:rPr>
+          <w:rFonts w:ascii="Times New Roman" w:hAnsi="Times New Roman"/>
+          <w:color w:val="333333"/>
+          <w:sz w:val="24"/>
+        </w:rPr>
+        <w:t>Єдинородний Сину і Слове Божий, безсмертний Ти і зволив Ти спасення нашого ради воплотитися від святої Богородиці і приснодіви Марії, незмінно ставши чоловіком. І розп’ятий був Ти, Христе Боже, смертю смерть подолав. Ти один з Святої Тройці, рівнославимий з Отцем і Святим Духом, спаси нас.</w:t>
+      </w:r>
+    </w:p>
+    <w:p>
+      <w:pPr>
+        <w:pStyle w:val="a"/>
+      </w:pPr>
+      <w:r>
+        <w:rPr>
+          <w:rFonts w:ascii="Times New Roman" w:hAnsi="Times New Roman"/>
+          <w:sz w:val="24"/>
+          <w:highlight w:val="darkGray"/>
+        </w:rPr>
+        <w:t>&lt;</w:t>
+      </w:r>
+      <w:r>
+        <w:rPr>
+          <w:rFonts w:ascii="Times New Roman" w:hAnsi="Times New Roman"/>
+          <w:sz w:val="24"/>
+          <w:highlight w:val="darkGray"/>
+        </w:rPr>
+        <w:t>hr /</w:t>
+      </w:r>
+      <w:r>
+        <w:rPr>
+          <w:rFonts w:ascii="Times New Roman" w:hAnsi="Times New Roman"/>
+          <w:sz w:val="24"/>
+          <w:highlight w:val="darkGray"/>
+        </w:rPr>
+        <w:t>&gt;</w:t>
+      </w:r>
+    </w:p>
+    <w:p>
       <w:r>
         <w:rPr>
           <w:rFonts w:ascii="Times New Roman" w:hAnsi="Times New Roman"/>
@@ -29102,6 +30697,61 @@
       </w:r>
     </w:p>
     <w:p>
+      <w:pPr>
+        <w:pStyle w:val="a"/>
+      </w:pPr>
+      <w:r>
+        <w:rPr>
+          <w:rFonts w:ascii="Times New Roman" w:hAnsi="Times New Roman"/>
+          <w:color w:val="333333"/>
+          <w:sz w:val="24"/>
+        </w:rPr>
+        <w:t>Слава Отцю, і Сину, Святому Духові, і нині, і повсякчас, і на віки віків. Амінь.</w:t>
+      </w:r>
+    </w:p>
+    <w:p>
+      <w:pPr>
+        <w:pStyle w:val="a"/>
+      </w:pPr>
+      <w:r>
+        <w:rPr>
+          <w:rFonts w:ascii="Times New Roman" w:hAnsi="Times New Roman"/>
+          <w:color w:val="333333"/>
+          <w:sz w:val="24"/>
+        </w:rPr>
+        <w:t>Єдинородний Сину і Слове Божий, безсмертний Ти і зволив Ти спасення нашого ради воплотитися від святої Богородиці і приснодіви Марії, незмінно ставши чоловіком. І розп’ятий був Ти, Христе Боже, смертю смерть подолав. Ти один з Святої Тройці, рівнославимий з Отцем і Святим Духом, спаси нас.</w:t>
+      </w:r>
+    </w:p>
+    <w:p>
+      <w:pPr>
+        <w:pStyle w:val="a"/>
+      </w:pPr>
+      <w:r>
+        <w:rPr>
+          <w:rFonts w:ascii="Times New Roman" w:hAnsi="Times New Roman"/>
+          <w:sz w:val="24"/>
+          <w:highlight w:val="darkGray"/>
+        </w:rPr>
+        <w:t>&lt;</w:t>
+      </w:r>
+      <w:r>
+        <w:rPr>
+          <w:rFonts w:ascii="Times New Roman" w:hAnsi="Times New Roman"/>
+          <w:sz w:val="24"/>
+          <w:highlight w:val="darkGray"/>
+        </w:rPr>
+        <w:t>hr /</w:t>
+      </w:r>
+      <w:r>
+        <w:rPr>
+          <w:rFonts w:ascii="Times New Roman" w:hAnsi="Times New Roman"/>
+          <w:sz w:val="24"/>
+          <w:highlight w:val="darkGray"/>
+        </w:rPr>
+        <w:t>&gt;</w:t>
+      </w:r>
+    </w:p>
+    <w:p>
       <w:r>
         <w:rPr>
           <w:rFonts w:ascii="Times New Roman" w:hAnsi="Times New Roman"/>
@@ -30153,6 +31803,61 @@
           <w:highlight w:val="darkGray"/>
         </w:rPr>
         <w:t>&lt;/antifon2&gt;</w:t>
+      </w:r>
+    </w:p>
+    <w:p>
+      <w:pPr>
+        <w:pStyle w:val="a"/>
+      </w:pPr>
+      <w:r>
+        <w:rPr>
+          <w:rFonts w:ascii="Times New Roman" w:hAnsi="Times New Roman"/>
+          <w:color w:val="333333"/>
+          <w:sz w:val="24"/>
+        </w:rPr>
+        <w:t>Слава Отцю, і Сину, Святому Духові, і нині, і повсякчас, і на віки віків. Амінь.</w:t>
+      </w:r>
+    </w:p>
+    <w:p>
+      <w:pPr>
+        <w:pStyle w:val="a"/>
+      </w:pPr>
+      <w:r>
+        <w:rPr>
+          <w:rFonts w:ascii="Times New Roman" w:hAnsi="Times New Roman"/>
+          <w:color w:val="333333"/>
+          <w:sz w:val="24"/>
+        </w:rPr>
+        <w:t>Єдинородний Сину і Слове Божий, безсмертний Ти і зволив Ти спасення нашого ради воплотитися від святої Богородиці і приснодіви Марії, незмінно ставши чоловіком. І розп’ятий був Ти, Христе Боже, смертю смерть подолав. Ти один з Святої Тройці, рівнославимий з Отцем і Святим Духом, спаси нас.</w:t>
+      </w:r>
+    </w:p>
+    <w:p>
+      <w:pPr>
+        <w:pStyle w:val="a"/>
+      </w:pPr>
+      <w:r>
+        <w:rPr>
+          <w:rFonts w:ascii="Times New Roman" w:hAnsi="Times New Roman"/>
+          <w:sz w:val="24"/>
+          <w:highlight w:val="darkGray"/>
+        </w:rPr>
+        <w:t>&lt;</w:t>
+      </w:r>
+      <w:r>
+        <w:rPr>
+          <w:rFonts w:ascii="Times New Roman" w:hAnsi="Times New Roman"/>
+          <w:sz w:val="24"/>
+          <w:highlight w:val="darkGray"/>
+        </w:rPr>
+        <w:t>hr /</w:t>
+      </w:r>
+      <w:r>
+        <w:rPr>
+          <w:rFonts w:ascii="Times New Roman" w:hAnsi="Times New Roman"/>
+          <w:sz w:val="24"/>
+          <w:highlight w:val="darkGray"/>
+        </w:rPr>
+        <w:t>&gt;</w:t>
       </w:r>
     </w:p>
     <w:p>
